--- a/template_jw.docx
+++ b/template_jw.docx
@@ -27,15 +27,22 @@
           <w:rFonts w:ascii="Mongolian Baiti" w:hAnsi="Mongolian Baiti" w:cs="Mongolian Baiti"/>
           <w:b/>
         </w:rPr>
-        <w:t>ASSOCIAÇÃO DOS MORADORES DO CONJUNTO TANCREDO NEVES</w:t>
+        <w:t>Cliente:</w:t>
       </w:r>
       <w:r>
         <w:rPr>
           <w:rFonts w:ascii="Mongolian Baiti" w:hAnsi="Mongolian Baiti" w:cs="Mongolian Baiti"/>
           <w:b/>
         </w:rPr>
+        <w:t xml:space="preserve"> </w:t>
+      </w:r>
+      <w:r>
+        <w:rPr>
+          <w:rFonts w:ascii="Mongolian Baiti" w:hAnsi="Mongolian Baiti" w:cs="Mongolian Baiti"/>
+          <w:b/>
+        </w:rPr>
         <w:br/>
-        <w:t>CNPJ: 07.794.357/0001-38</w:t>
+        <w:t xml:space="preserve">CNPJ: </w:t>
       </w:r>
     </w:p>
     <w:p>
@@ -456,7 +463,7 @@
         <w:rPr>
           <w:rFonts w:ascii="Mongolian Baiti" w:hAnsi="Mongolian Baiti" w:cs="Mongolian Baiti"/>
         </w:rPr>
-        <w:t>xx</w:t>
+        <w:t>x</w:t>
       </w:r>
       <w:r>
         <w:rPr>
@@ -468,7 +475,7 @@
         <w:rPr>
           <w:rFonts w:ascii="Mongolian Baiti" w:hAnsi="Mongolian Baiti" w:cs="Mongolian Baiti"/>
         </w:rPr>
-        <w:t>xx</w:t>
+        <w:t>x</w:t>
       </w:r>
       <w:r>
         <w:rPr>
@@ -480,7 +487,7 @@
         <w:rPr>
           <w:rFonts w:ascii="Mongolian Baiti" w:hAnsi="Mongolian Baiti" w:cs="Mongolian Baiti"/>
         </w:rPr>
-        <w:t>xxxx</w:t>
+        <w:t>x</w:t>
       </w:r>
     </w:p>
     <w:p>

--- a/template_jw.docx
+++ b/template_jw.docx
@@ -6,55 +6,53 @@
       <w:pPr>
         <w:rPr>
           <w:rFonts w:ascii="Mongolian Baiti" w:hAnsi="Mongolian Baiti" w:cs="Mongolian Baiti"/>
+          <w:sz w:val="18"/>
+          <w:szCs w:val="18"/>
         </w:rPr>
       </w:pPr>
       <w:r>
         <w:rPr>
           <w:rFonts w:ascii="Mongolian Baiti" w:hAnsi="Mongolian Baiti" w:cs="Mongolian Baiti"/>
-        </w:rPr>
-        <w:tab/>
+          <w:b/>
+          <w:sz w:val="18"/>
+          <w:szCs w:val="18"/>
+        </w:rPr>
+        <w:t>Cliente:</w:t>
+      </w:r>
+      <w:r>
+        <w:rPr>
+          <w:rFonts w:ascii="Mongolian Baiti" w:hAnsi="Mongolian Baiti" w:cs="Mongolian Baiti"/>
+          <w:b/>
+          <w:sz w:val="18"/>
+          <w:szCs w:val="18"/>
+        </w:rPr>
+        <w:t xml:space="preserve"> </w:t>
+      </w:r>
+      <w:r>
+        <w:rPr>
+          <w:rFonts w:ascii="Mongolian Baiti" w:hAnsi="Mongolian Baiti" w:cs="Mongolian Baiti"/>
+          <w:b/>
+          <w:sz w:val="18"/>
+          <w:szCs w:val="18"/>
+        </w:rPr>
+        <w:br/>
+        <w:t xml:space="preserve">CNPJ: </w:t>
       </w:r>
     </w:p>
     <w:p>
       <w:pPr>
         <w:rPr>
           <w:rFonts w:ascii="Mongolian Baiti" w:hAnsi="Mongolian Baiti" w:cs="Mongolian Baiti"/>
+          <w:sz w:val="18"/>
+          <w:szCs w:val="18"/>
+        </w:rPr>
+      </w:pPr>
+      <w:r>
+        <w:rPr>
+          <w:rFonts w:ascii="Mongolian Baiti" w:hAnsi="Mongolian Baiti" w:cs="Mongolian Baiti"/>
           <w:b/>
-        </w:rPr>
-      </w:pPr>
-      <w:r>
-        <w:rPr>
-          <w:rFonts w:ascii="Mongolian Baiti" w:hAnsi="Mongolian Baiti" w:cs="Mongolian Baiti"/>
-          <w:b/>
-        </w:rPr>
-        <w:t>Cliente:</w:t>
-      </w:r>
-      <w:r>
-        <w:rPr>
-          <w:rFonts w:ascii="Mongolian Baiti" w:hAnsi="Mongolian Baiti" w:cs="Mongolian Baiti"/>
-          <w:b/>
-        </w:rPr>
-        <w:t xml:space="preserve"> </w:t>
-      </w:r>
-      <w:r>
-        <w:rPr>
-          <w:rFonts w:ascii="Mongolian Baiti" w:hAnsi="Mongolian Baiti" w:cs="Mongolian Baiti"/>
-          <w:b/>
-        </w:rPr>
-        <w:br/>
-        <w:t xml:space="preserve">CNPJ: </w:t>
-      </w:r>
-    </w:p>
-    <w:p>
-      <w:pPr>
-        <w:rPr>
-          <w:rFonts w:ascii="Mongolian Baiti" w:hAnsi="Mongolian Baiti" w:cs="Mongolian Baiti"/>
-        </w:rPr>
-      </w:pPr>
-      <w:r>
-        <w:rPr>
-          <w:rFonts w:ascii="Mongolian Baiti" w:hAnsi="Mongolian Baiti" w:cs="Mongolian Baiti"/>
-          <w:b/>
+          <w:sz w:val="18"/>
+          <w:szCs w:val="18"/>
         </w:rPr>
         <w:t>PROPOSTA DE PREÇO</w:t>
       </w:r>
@@ -106,8 +104,8 @@
                 <w:b/>
                 <w:bCs/>
                 <w:color w:val="000000"/>
-                <w:sz w:val="16"/>
-                <w:szCs w:val="16"/>
+                <w:sz w:val="18"/>
+                <w:szCs w:val="18"/>
                 <w:lang w:eastAsia="pt-BR"/>
               </w:rPr>
             </w:pPr>
@@ -117,8 +115,8 @@
                 <w:b/>
                 <w:bCs/>
                 <w:color w:val="000000"/>
-                <w:sz w:val="16"/>
-                <w:szCs w:val="16"/>
+                <w:sz w:val="18"/>
+                <w:szCs w:val="18"/>
                 <w:lang w:eastAsia="pt-BR"/>
               </w:rPr>
               <w:t>Nº DE ORDEM</w:t>
@@ -141,8 +139,8 @@
                 <w:b/>
                 <w:bCs/>
                 <w:color w:val="000000"/>
-                <w:sz w:val="16"/>
-                <w:szCs w:val="16"/>
+                <w:sz w:val="18"/>
+                <w:szCs w:val="18"/>
                 <w:lang w:eastAsia="pt-BR"/>
               </w:rPr>
             </w:pPr>
@@ -152,8 +150,8 @@
                 <w:b/>
                 <w:bCs/>
                 <w:color w:val="000000"/>
-                <w:sz w:val="16"/>
-                <w:szCs w:val="16"/>
+                <w:sz w:val="18"/>
+                <w:szCs w:val="18"/>
                 <w:lang w:eastAsia="pt-BR"/>
               </w:rPr>
               <w:t>UND</w:t>
@@ -177,8 +175,8 @@
                 <w:b/>
                 <w:bCs/>
                 <w:color w:val="000000"/>
-                <w:sz w:val="16"/>
-                <w:szCs w:val="16"/>
+                <w:sz w:val="18"/>
+                <w:szCs w:val="18"/>
                 <w:lang w:eastAsia="pt-BR"/>
               </w:rPr>
             </w:pPr>
@@ -188,8 +186,8 @@
                 <w:b/>
                 <w:bCs/>
                 <w:color w:val="000000"/>
-                <w:sz w:val="16"/>
-                <w:szCs w:val="16"/>
+                <w:sz w:val="18"/>
+                <w:szCs w:val="18"/>
                 <w:lang w:eastAsia="pt-BR"/>
               </w:rPr>
               <w:t>DESCRIÇÃO DO PRODUTO/SERVIÇO</w:t>
@@ -213,8 +211,8 @@
                 <w:b/>
                 <w:bCs/>
                 <w:color w:val="000000"/>
-                <w:sz w:val="16"/>
-                <w:szCs w:val="16"/>
+                <w:sz w:val="18"/>
+                <w:szCs w:val="18"/>
                 <w:lang w:eastAsia="pt-BR"/>
               </w:rPr>
             </w:pPr>
@@ -224,8 +222,8 @@
                 <w:b/>
                 <w:bCs/>
                 <w:color w:val="000000"/>
-                <w:sz w:val="16"/>
-                <w:szCs w:val="16"/>
+                <w:sz w:val="18"/>
+                <w:szCs w:val="18"/>
                 <w:lang w:eastAsia="pt-BR"/>
               </w:rPr>
               <w:t>QTD</w:t>
@@ -249,8 +247,8 @@
                 <w:b/>
                 <w:bCs/>
                 <w:color w:val="000000"/>
-                <w:sz w:val="16"/>
-                <w:szCs w:val="16"/>
+                <w:sz w:val="18"/>
+                <w:szCs w:val="18"/>
                 <w:lang w:eastAsia="pt-BR"/>
               </w:rPr>
             </w:pPr>
@@ -260,8 +258,8 @@
                 <w:b/>
                 <w:bCs/>
                 <w:color w:val="000000"/>
-                <w:sz w:val="16"/>
-                <w:szCs w:val="16"/>
+                <w:sz w:val="18"/>
+                <w:szCs w:val="18"/>
                 <w:lang w:eastAsia="pt-BR"/>
               </w:rPr>
               <w:t>PR. UNIT</w:t>
@@ -285,8 +283,8 @@
                 <w:b/>
                 <w:bCs/>
                 <w:color w:val="000000"/>
-                <w:sz w:val="16"/>
-                <w:szCs w:val="16"/>
+                <w:sz w:val="18"/>
+                <w:szCs w:val="18"/>
                 <w:lang w:eastAsia="pt-BR"/>
               </w:rPr>
             </w:pPr>
@@ -296,8 +294,8 @@
                 <w:b/>
                 <w:bCs/>
                 <w:color w:val="000000"/>
-                <w:sz w:val="16"/>
-                <w:szCs w:val="16"/>
+                <w:sz w:val="18"/>
+                <w:szCs w:val="18"/>
                 <w:lang w:eastAsia="pt-BR"/>
               </w:rPr>
               <w:t>PR. TOTAL</w:t>
@@ -322,8 +320,8 @@
                 <w:rFonts w:ascii="Mongolian Baiti" w:eastAsia="Times New Roman" w:hAnsi="Mongolian Baiti" w:cs="Mongolian Baiti"/>
                 <w:b/>
                 <w:bCs/>
-                <w:sz w:val="16"/>
-                <w:szCs w:val="16"/>
+                <w:sz w:val="18"/>
+                <w:szCs w:val="18"/>
                 <w:lang w:eastAsia="pt-BR"/>
               </w:rPr>
             </w:pPr>
@@ -332,8 +330,8 @@
                 <w:rFonts w:ascii="Mongolian Baiti" w:eastAsia="TimesNewRomanPSMT" w:hAnsi="Mongolian Baiti" w:cs="Mongolian Baiti"/>
                 <w:b/>
                 <w:bCs/>
-                <w:sz w:val="16"/>
-                <w:szCs w:val="16"/>
+                <w:sz w:val="18"/>
+                <w:szCs w:val="18"/>
                 <w:lang w:eastAsia="en-US"/>
               </w:rPr>
               <w:t>1</w:t>
@@ -354,8 +352,8 @@
                 <w:b/>
                 <w:bCs/>
                 <w:color w:val="000000"/>
-                <w:sz w:val="16"/>
-                <w:szCs w:val="16"/>
+                <w:sz w:val="18"/>
+                <w:szCs w:val="18"/>
                 <w:lang w:val="pt-BR" w:eastAsia="pt-BR" w:bidi="ar-SA"/>
               </w:rPr>
             </w:pPr>
@@ -374,9 +372,10 @@
               <w:rPr>
                 <w:rFonts w:ascii="Mongolian Baiti" w:eastAsia="Times New Roman" w:hAnsi="Mongolian Baiti" w:cs="Mongolian Baiti"/>
                 <w:b/>
+                <w:bCs/>
                 <w:color w:val="000000"/>
-                <w:sz w:val="16"/>
-                <w:szCs w:val="16"/>
+                <w:sz w:val="18"/>
+                <w:szCs w:val="18"/>
                 <w:lang w:val="pt-BR" w:eastAsia="pt-BR" w:bidi="ar-SA"/>
               </w:rPr>
             </w:pPr>
@@ -398,8 +397,8 @@
                 <w:b/>
                 <w:bCs/>
                 <w:color w:val="000000"/>
-                <w:sz w:val="16"/>
-                <w:szCs w:val="16"/>
+                <w:sz w:val="18"/>
+                <w:szCs w:val="18"/>
                 <w:lang w:val="pt-BR" w:eastAsia="pt-BR" w:bidi="ar-SA"/>
               </w:rPr>
             </w:pPr>
@@ -419,8 +418,8 @@
                 <w:b/>
                 <w:bCs/>
                 <w:color w:val="000000"/>
-                <w:sz w:val="16"/>
-                <w:szCs w:val="16"/>
+                <w:sz w:val="18"/>
+                <w:szCs w:val="18"/>
               </w:rPr>
             </w:pPr>
           </w:p>
@@ -439,8 +438,8 @@
                 <w:b/>
                 <w:bCs/>
                 <w:color w:val="000000"/>
-                <w:sz w:val="16"/>
-                <w:szCs w:val="16"/>
+                <w:sz w:val="18"/>
+                <w:szCs w:val="18"/>
               </w:rPr>
             </w:pPr>
           </w:p>
@@ -451,41 +450,55 @@
       <w:pPr>
         <w:rPr>
           <w:rFonts w:ascii="Mongolian Baiti" w:hAnsi="Mongolian Baiti" w:cs="Mongolian Baiti"/>
+          <w:sz w:val="18"/>
+          <w:szCs w:val="18"/>
         </w:rPr>
       </w:pPr>
       <w:r>
         <w:rPr>
           <w:rFonts w:ascii="Mongolian Baiti" w:hAnsi="Mongolian Baiti" w:cs="Mongolian Baiti"/>
+          <w:sz w:val="18"/>
+          <w:szCs w:val="18"/>
         </w:rPr>
         <w:t xml:space="preserve">Fortaleza, </w:t>
       </w:r>
       <w:r>
         <w:rPr>
           <w:rFonts w:ascii="Mongolian Baiti" w:hAnsi="Mongolian Baiti" w:cs="Mongolian Baiti"/>
+          <w:sz w:val="18"/>
+          <w:szCs w:val="18"/>
         </w:rPr>
         <w:t>x</w:t>
       </w:r>
       <w:r>
         <w:rPr>
           <w:rFonts w:ascii="Mongolian Baiti" w:hAnsi="Mongolian Baiti" w:cs="Mongolian Baiti"/>
+          <w:sz w:val="18"/>
+          <w:szCs w:val="18"/>
         </w:rPr>
         <w:t xml:space="preserve"> de </w:t>
       </w:r>
       <w:r>
         <w:rPr>
           <w:rFonts w:ascii="Mongolian Baiti" w:hAnsi="Mongolian Baiti" w:cs="Mongolian Baiti"/>
+          <w:sz w:val="18"/>
+          <w:szCs w:val="18"/>
         </w:rPr>
         <w:t>x</w:t>
       </w:r>
       <w:r>
         <w:rPr>
           <w:rFonts w:ascii="Mongolian Baiti" w:hAnsi="Mongolian Baiti" w:cs="Mongolian Baiti"/>
+          <w:sz w:val="18"/>
+          <w:szCs w:val="18"/>
         </w:rPr>
         <w:t xml:space="preserve"> de </w:t>
       </w:r>
       <w:r>
         <w:rPr>
           <w:rFonts w:ascii="Mongolian Baiti" w:hAnsi="Mongolian Baiti" w:cs="Mongolian Baiti"/>
+          <w:sz w:val="18"/>
+          <w:szCs w:val="18"/>
         </w:rPr>
         <w:t>x</w:t>
       </w:r>
@@ -494,86 +507,105 @@
       <w:pPr>
         <w:rPr>
           <w:rFonts w:ascii="Mongolian Baiti" w:hAnsi="Mongolian Baiti" w:cs="Mongolian Baiti"/>
+          <w:sz w:val="18"/>
+          <w:szCs w:val="18"/>
         </w:rPr>
       </w:pPr>
+      <w:r>
+        <w:rPr>
+          <w:rFonts w:ascii="Mongolian Baiti" w:hAnsi="Mongolian Baiti" w:cs="Mongolian Baiti"/>
+          <w:sz w:val="18"/>
+          <w:szCs w:val="18"/>
+        </w:rPr>
+        <w:t>Valor da Proposta</w:t>
+      </w:r>
+      <w:r>
+        <w:rPr>
+          <w:rFonts w:ascii="Mongolian Baiti" w:hAnsi="Mongolian Baiti" w:cs="Mongolian Baiti"/>
+          <w:sz w:val="18"/>
+          <w:szCs w:val="18"/>
+        </w:rPr>
+        <w:t xml:space="preserve"> </w:t>
+      </w:r>
+      <w:r>
+        <w:rPr>
+          <w:rFonts w:ascii="Mongolian Baiti" w:hAnsi="Mongolian Baiti" w:cs="Mongolian Baiti"/>
+          <w:sz w:val="18"/>
+          <w:szCs w:val="18"/>
+        </w:rPr>
+        <w:t xml:space="preserve">R$ </w:t>
+      </w:r>
+      <w:r>
+        <w:rPr>
+          <w:rFonts w:ascii="Mongolian Baiti" w:hAnsi="Mongolian Baiti" w:cs="Mongolian Baiti"/>
+          <w:sz w:val="18"/>
+          <w:szCs w:val="18"/>
+        </w:rPr>
+        <w:t>x</w:t>
+      </w:r>
+      <w:r>
+        <w:rPr>
+          <w:rFonts w:ascii="Mongolian Baiti" w:hAnsi="Mongolian Baiti" w:cs="Mongolian Baiti"/>
+          <w:sz w:val="18"/>
+          <w:szCs w:val="18"/>
+        </w:rPr>
+        <w:t xml:space="preserve"> </w:t>
+      </w:r>
+      <w:r>
+        <w:rPr>
+          <w:rFonts w:ascii="Mongolian Baiti" w:hAnsi="Mongolian Baiti" w:cs="Mongolian Baiti"/>
+          <w:sz w:val="18"/>
+          <w:szCs w:val="18"/>
+        </w:rPr>
+        <w:t>(</w:t>
+      </w:r>
+      <w:r>
+        <w:rPr>
+          <w:rFonts w:ascii="Mongolian Baiti" w:hAnsi="Mongolian Baiti" w:cs="Mongolian Baiti"/>
+          <w:sz w:val="18"/>
+          <w:szCs w:val="18"/>
+        </w:rPr>
+        <w:t>“valor escrito por extenso”</w:t>
+      </w:r>
+      <w:r>
+        <w:rPr>
+          <w:rFonts w:ascii="Mongolian Baiti" w:hAnsi="Mongolian Baiti" w:cs="Mongolian Baiti"/>
+          <w:sz w:val="18"/>
+          <w:szCs w:val="18"/>
+        </w:rPr>
+        <w:t>)</w:t>
+      </w:r>
     </w:p>
     <w:p>
       <w:pPr>
         <w:rPr>
           <w:rFonts w:ascii="Mongolian Baiti" w:hAnsi="Mongolian Baiti" w:cs="Mongolian Baiti"/>
+          <w:sz w:val="18"/>
+          <w:szCs w:val="18"/>
         </w:rPr>
       </w:pPr>
       <w:r>
         <w:rPr>
           <w:rFonts w:ascii="Mongolian Baiti" w:hAnsi="Mongolian Baiti" w:cs="Mongolian Baiti"/>
-        </w:rPr>
-        <w:t>Valor da Proposta</w:t>
-      </w:r>
-      <w:r>
-        <w:rPr>
-          <w:rFonts w:ascii="Mongolian Baiti" w:hAnsi="Mongolian Baiti" w:cs="Mongolian Baiti"/>
-        </w:rPr>
-        <w:t xml:space="preserve"> </w:t>
-      </w:r>
-      <w:r>
-        <w:rPr>
-          <w:rFonts w:ascii="Mongolian Baiti" w:hAnsi="Mongolian Baiti" w:cs="Mongolian Baiti"/>
-        </w:rPr>
-        <w:t xml:space="preserve">R$ </w:t>
-      </w:r>
-      <w:r>
-        <w:rPr>
-          <w:rFonts w:ascii="Mongolian Baiti" w:hAnsi="Mongolian Baiti" w:cs="Mongolian Baiti"/>
-        </w:rPr>
-        <w:t>x</w:t>
-      </w:r>
-      <w:r>
-        <w:rPr>
-          <w:rFonts w:ascii="Mongolian Baiti" w:hAnsi="Mongolian Baiti" w:cs="Mongolian Baiti"/>
-        </w:rPr>
-        <w:t xml:space="preserve"> </w:t>
-      </w:r>
-      <w:r>
-        <w:rPr>
-          <w:rFonts w:ascii="Mongolian Baiti" w:hAnsi="Mongolian Baiti" w:cs="Mongolian Baiti"/>
-        </w:rPr>
-        <w:t>(</w:t>
-      </w:r>
-      <w:r>
-        <w:rPr>
-          <w:rFonts w:ascii="Mongolian Baiti" w:hAnsi="Mongolian Baiti" w:cs="Mongolian Baiti"/>
-        </w:rPr>
-        <w:t>“valor escrito por extenso”</w:t>
-      </w:r>
-      <w:r>
-        <w:rPr>
-          <w:rFonts w:ascii="Mongolian Baiti" w:hAnsi="Mongolian Baiti" w:cs="Mongolian Baiti"/>
-        </w:rPr>
-        <w:t>)</w:t>
+          <w:sz w:val="18"/>
+          <w:szCs w:val="18"/>
+        </w:rPr>
+        <w:t>Preço CIF: Impostos e Frete Inclusos</w:t>
       </w:r>
     </w:p>
     <w:p>
       <w:pPr>
         <w:rPr>
           <w:rFonts w:ascii="Mongolian Baiti" w:hAnsi="Mongolian Baiti" w:cs="Mongolian Baiti"/>
+          <w:sz w:val="18"/>
+          <w:szCs w:val="18"/>
         </w:rPr>
       </w:pPr>
       <w:r>
         <w:rPr>
           <w:rFonts w:ascii="Mongolian Baiti" w:hAnsi="Mongolian Baiti" w:cs="Mongolian Baiti"/>
-        </w:rPr>
-        <w:t>Preço CIF: Impostos e Frete Inclusos</w:t>
-      </w:r>
-    </w:p>
-    <w:p>
-      <w:pPr>
-        <w:rPr>
-          <w:rFonts w:ascii="Mongolian Baiti" w:hAnsi="Mongolian Baiti" w:cs="Mongolian Baiti"/>
-        </w:rPr>
-      </w:pPr>
-      <w:r>
-        <w:rPr>
-          <w:rFonts w:ascii="Mongolian Baiti" w:hAnsi="Mongolian Baiti" w:cs="Mongolian Baiti"/>
+          <w:sz w:val="18"/>
+          <w:szCs w:val="18"/>
         </w:rPr>
         <w:t xml:space="preserve">Validade da Proposta: 60 (sessenta) dias </w:t>
       </w:r>
